--- a/book/second_edition/Rcode/example1.docx
+++ b/book/second_edition/Rcode/example1.docx
@@ -23,7 +23,7 @@
         <w:pStyle w:val="Date"/>
       </w:pPr>
       <w:r>
-        <w:t xml:space="preserve">2026-01-13</w:t>
+        <w:t xml:space="preserve">2026-10-20</w:t>
       </w:r>
     </w:p>
     <w:p>
@@ -1101,7 +1101,7 @@
         <w:rPr>
           <w:rStyle w:val="CommentTok"/>
         </w:rPr>
-        <w:t xml:space="preserve"># imax=0.4761</w:t>
+        <w:t xml:space="preserve"># imax=95.21712</w:t>
       </w:r>
       <w:r>
         <w:br/>
